--- a/Project Documents/721814 SOP/721814 SOP/RSU/Site activation plan CS_TP_RSU0013 Revision 3.docx
+++ b/Project Documents/721814 SOP/721814 SOP/RSU/Site activation plan CS_TP_RSU0013 Revision 3.docx
@@ -2111,6 +2111,8 @@
           <w:footerReference w:type="default" r:id="rId13"/>
           <w:headerReference w:type="first" r:id="rId14"/>
           <w:footerReference w:type="first" r:id="rId15"/>
+          <w:headerReference w:type="even" r:id="rId36"/>
+          <w:footerReference w:type="even" r:id="rId37"/>
           <w:pgSz w:w="12240" w:h="15840" w:code="1"/>
           <w:pgMar w:top="1440" w:right="1440" w:bottom="1440" w:left="1440" w:header="720" w:footer="720" w:gutter="0"/>
           <w:cols w:space="720"/>
@@ -28924,54 +28926,6 @@
           <w:rFonts w:ascii="Arial" w:hAnsi="Arial" w:cs="Arial"/>
           <w:noProof/>
         </w:rPr>
-        <w:drawing>
-          <wp:inline distT="0" distB="0" distL="0" distR="0" wp14:anchorId="0F6B643C" wp14:editId="03FF562D">
-            <wp:extent cx="5943600" cy="2667000"/>
-            <wp:effectExtent l="0" t="0" r="0" b="0"/>
-            <wp:docPr id="5" name="Picture 1" descr="example files SRtE - LH.pptx - PowerPoint"/>
-            <wp:cNvGraphicFramePr>
-              <a:graphicFrameLocks xmlns:a="http://schemas.openxmlformats.org/drawingml/2006/main" noChangeAspect="1"/>
-            </wp:cNvGraphicFramePr>
-            <a:graphic xmlns:a="http://schemas.openxmlformats.org/drawingml/2006/main">
-              <a:graphicData uri="http://schemas.openxmlformats.org/drawingml/2006/picture">
-                <pic:pic xmlns:pic="http://schemas.openxmlformats.org/drawingml/2006/picture">
-                  <pic:nvPicPr>
-                    <pic:cNvPr id="0" name="Picture 1" descr="example files SRtE - LH.pptx - PowerPoint"/>
-                    <pic:cNvPicPr>
-                      <a:picLocks noChangeAspect="1" noChangeArrowheads="1"/>
-                    </pic:cNvPicPr>
-                  </pic:nvPicPr>
-                  <pic:blipFill>
-                    <a:blip r:embed="rId20">
-                      <a:extLst>
-                        <a:ext uri="{28A0092B-C50C-407E-A947-70E740481C1C}">
-                          <a14:useLocalDpi xmlns:a14="http://schemas.microsoft.com/office/drawing/2010/main" val="0"/>
-                        </a:ext>
-                      </a:extLst>
-                    </a:blip>
-                    <a:srcRect l="20235" t="29449" r="10081" b="11929"/>
-                    <a:stretch>
-                      <a:fillRect/>
-                    </a:stretch>
-                  </pic:blipFill>
-                  <pic:spPr bwMode="auto">
-                    <a:xfrm>
-                      <a:off x="0" y="0"/>
-                      <a:ext cx="5943600" cy="2667000"/>
-                    </a:xfrm>
-                    <a:prstGeom prst="rect">
-                      <a:avLst/>
-                    </a:prstGeom>
-                    <a:noFill/>
-                    <a:ln>
-                      <a:noFill/>
-                    </a:ln>
-                  </pic:spPr>
-                </pic:pic>
-              </a:graphicData>
-            </a:graphic>
-          </wp:inline>
-        </w:drawing>
       </w:r>
     </w:p>
     <w:p>
@@ -29436,54 +29390,6 @@
           <w:rFonts w:ascii="Arial" w:hAnsi="Arial" w:cs="Arial"/>
           <w:noProof/>
         </w:rPr>
-        <w:drawing>
-          <wp:inline distT="0" distB="0" distL="0" distR="0" wp14:anchorId="06E8480A" wp14:editId="061BF7DB">
-            <wp:extent cx="5638800" cy="2667000"/>
-            <wp:effectExtent l="0" t="0" r="0" b="0"/>
-            <wp:docPr id="4" name="Picture 4" descr="example files SRtE - LH.pptx - PowerPoint"/>
-            <wp:cNvGraphicFramePr>
-              <a:graphicFrameLocks xmlns:a="http://schemas.openxmlformats.org/drawingml/2006/main" noChangeAspect="1"/>
-            </wp:cNvGraphicFramePr>
-            <a:graphic xmlns:a="http://schemas.openxmlformats.org/drawingml/2006/main">
-              <a:graphicData uri="http://schemas.openxmlformats.org/drawingml/2006/picture">
-                <pic:pic xmlns:pic="http://schemas.openxmlformats.org/drawingml/2006/picture">
-                  <pic:nvPicPr>
-                    <pic:cNvPr id="0" name="Picture 4" descr="example files SRtE - LH.pptx - PowerPoint"/>
-                    <pic:cNvPicPr>
-                      <a:picLocks noChangeAspect="1" noChangeArrowheads="1"/>
-                    </pic:cNvPicPr>
-                  </pic:nvPicPr>
-                  <pic:blipFill>
-                    <a:blip r:embed="rId21">
-                      <a:extLst>
-                        <a:ext uri="{28A0092B-C50C-407E-A947-70E740481C1C}">
-                          <a14:useLocalDpi xmlns:a14="http://schemas.microsoft.com/office/drawing/2010/main" val="0"/>
-                        </a:ext>
-                      </a:extLst>
-                    </a:blip>
-                    <a:srcRect l="18726" t="27769" r="11285" b="12630"/>
-                    <a:stretch>
-                      <a:fillRect/>
-                    </a:stretch>
-                  </pic:blipFill>
-                  <pic:spPr bwMode="auto">
-                    <a:xfrm>
-                      <a:off x="0" y="0"/>
-                      <a:ext cx="5638800" cy="2667000"/>
-                    </a:xfrm>
-                    <a:prstGeom prst="rect">
-                      <a:avLst/>
-                    </a:prstGeom>
-                    <a:noFill/>
-                    <a:ln>
-                      <a:noFill/>
-                    </a:ln>
-                  </pic:spPr>
-                </pic:pic>
-              </a:graphicData>
-            </a:graphic>
-          </wp:inline>
-        </w:drawing>
       </w:r>
     </w:p>
     <w:p>
@@ -40812,111 +40718,8 @@
           <w:noProof/>
         </w:rPr>
         <mc:AlternateContent>
-          <mc:Choice Requires="wps">
-            <w:drawing>
-              <wp:anchor distT="0" distB="0" distL="114300" distR="114300" simplePos="0" relativeHeight="251657728" behindDoc="0" locked="0" layoutInCell="1" allowOverlap="1" wp14:anchorId="2EC6B6A7" wp14:editId="35554489">
-                <wp:simplePos x="0" y="0"/>
-                <wp:positionH relativeFrom="margin">
-                  <wp:align>right</wp:align>
-                </wp:positionH>
-                <wp:positionV relativeFrom="paragraph">
-                  <wp:posOffset>12065</wp:posOffset>
-                </wp:positionV>
-                <wp:extent cx="1403985" cy="503555"/>
-                <wp:effectExtent l="0" t="0" r="0" b="0"/>
-                <wp:wrapNone/>
-                <wp:docPr id="17" name="TextBox 4"/>
-                <wp:cNvGraphicFramePr>
-                  <a:graphicFrameLocks xmlns:a="http://schemas.openxmlformats.org/drawingml/2006/main"/>
-                </wp:cNvGraphicFramePr>
-                <a:graphic xmlns:a="http://schemas.openxmlformats.org/drawingml/2006/main">
-                  <a:graphicData uri="http://schemas.microsoft.com/office/word/2010/wordprocessingShape">
-                    <wps:wsp>
-                      <wps:cNvSpPr txBox="1">
-                        <a:spLocks/>
-                      </wps:cNvSpPr>
-                      <wps:spPr>
-                        <a:xfrm>
-                          <a:off x="0" y="0"/>
-                          <a:ext cx="1403985" cy="503555"/>
-                        </a:xfrm>
-                        <a:prstGeom prst="rect">
-                          <a:avLst/>
-                        </a:prstGeom>
-                        <a:noFill/>
-                      </wps:spPr>
-                      <wps:txbx>
-                        <w:txbxContent>
-                          <w:p>
-                            <w:pPr>
-                              <w:rPr>
-                                <w:sz w:val="24"/>
-                                <w:szCs w:val="24"/>
-                              </w:rPr>
-                            </w:pPr>
-                            <w:r>
-                              <w:rPr>
-                                <w:b/>
-                                <w:bCs/>
-                                <w:color w:val="0070C0"/>
-                                <w:kern w:val="24"/>
-                                <w:sz w:val="32"/>
-                                <w:szCs w:val="32"/>
-                              </w:rPr>
-                              <w:t>Site Activation</w:t>
-                            </w:r>
-                          </w:p>
-                        </w:txbxContent>
-                      </wps:txbx>
-                      <wps:bodyPr wrap="none" rtlCol="0">
-                        <a:spAutoFit/>
-                      </wps:bodyPr>
-                    </wps:wsp>
-                  </a:graphicData>
-                </a:graphic>
-                <wp14:sizeRelH relativeFrom="page">
-                  <wp14:pctWidth>0</wp14:pctWidth>
-                </wp14:sizeRelH>
-                <wp14:sizeRelV relativeFrom="page">
-                  <wp14:pctHeight>0</wp14:pctHeight>
-                </wp14:sizeRelV>
-              </wp:anchor>
-            </w:drawing>
-          </mc:Choice>
-          <mc:Fallback>
-            <w:pict>
-              <v:shapetype w14:anchorId="2EC6B6A7" id="_x0000_t202" coordsize="21600,21600" o:spt="202" path="m,l,21600r21600,l21600,xe">
-                <v:stroke joinstyle="miter"/>
-                <v:path gradientshapeok="t" o:connecttype="rect"/>
-              </v:shapetype>
-              <v:shape id="TextBox 4" o:spid="_x0000_s1026" type="#_x0000_t202" style="position:absolute;margin-left:59.35pt;margin-top:.95pt;width:110.55pt;height:39.65pt;z-index:251657728;visibility:visible;mso-wrap-style:none;mso-width-percent:0;mso-height-percent:0;mso-wrap-distance-left:9pt;mso-wrap-distance-top:0;mso-wrap-distance-right:9pt;mso-wrap-distance-bottom:0;mso-position-horizontal:right;mso-position-horizontal-relative:margin;mso-position-vertical:absolute;mso-position-vertical-relative:text;mso-width-percent:0;mso-height-percent:0;mso-width-relative:page;mso-height-relative:page;v-text-anchor:top" o:gfxdata="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" filled="f" stroked="f">
-                <v:textbox style="mso-fit-shape-to-text:t">
-                  <w:txbxContent>
-                    <w:p>
-                      <w:pPr>
-                        <w:rPr>
-                          <w:sz w:val="24"/>
-                          <w:szCs w:val="24"/>
-                        </w:rPr>
-                      </w:pPr>
-                      <w:r>
-                        <w:rPr>
-                          <w:b/>
-                          <w:bCs/>
-                          <w:color w:val="0070C0"/>
-                          <w:kern w:val="24"/>
-                          <w:sz w:val="32"/>
-                          <w:szCs w:val="32"/>
-                        </w:rPr>
-                        <w:t>Site Activation</w:t>
-                      </w:r>
-                    </w:p>
-                  </w:txbxContent>
-                </v:textbox>
-                <w10:wrap anchorx="margin"/>
-              </v:shape>
-            </w:pict>
-          </mc:Fallback>
+          <mc:Choice Requires="wps"/>
+          <mc:Fallback/>
         </mc:AlternateContent>
       </w:r>
     </w:p>
@@ -40932,54 +40735,6 @@
           <w:rFonts w:ascii="Arial" w:eastAsia="Times New Roman" w:hAnsi="Arial" w:cs="Arial"/>
           <w:noProof/>
         </w:rPr>
-        <w:drawing>
-          <wp:inline distT="0" distB="0" distL="0" distR="0" wp14:anchorId="1859EE07" wp14:editId="590CF618">
-            <wp:extent cx="5943600" cy="990600"/>
-            <wp:effectExtent l="0" t="0" r="0" b="0"/>
-            <wp:docPr id="6" name="Picture 3"/>
-            <wp:cNvGraphicFramePr>
-              <a:graphicFrameLocks xmlns:a="http://schemas.openxmlformats.org/drawingml/2006/main" noChangeAspect="1"/>
-            </wp:cNvGraphicFramePr>
-            <a:graphic xmlns:a="http://schemas.openxmlformats.org/drawingml/2006/main">
-              <a:graphicData uri="http://schemas.openxmlformats.org/drawingml/2006/picture">
-                <pic:pic xmlns:pic="http://schemas.openxmlformats.org/drawingml/2006/picture">
-                  <pic:nvPicPr>
-                    <pic:cNvPr id="0" name="Picture 3"/>
-                    <pic:cNvPicPr>
-                      <a:picLocks noChangeAspect="1" noChangeArrowheads="1"/>
-                    </pic:cNvPicPr>
-                  </pic:nvPicPr>
-                  <pic:blipFill>
-                    <a:blip r:embed="rId29">
-                      <a:extLst>
-                        <a:ext uri="{28A0092B-C50C-407E-A947-70E740481C1C}">
-                          <a14:useLocalDpi xmlns:a14="http://schemas.microsoft.com/office/drawing/2010/main" val="0"/>
-                        </a:ext>
-                      </a:extLst>
-                    </a:blip>
-                    <a:srcRect t="25546" b="30624"/>
-                    <a:stretch>
-                      <a:fillRect/>
-                    </a:stretch>
-                  </pic:blipFill>
-                  <pic:spPr bwMode="auto">
-                    <a:xfrm>
-                      <a:off x="0" y="0"/>
-                      <a:ext cx="5943600" cy="990600"/>
-                    </a:xfrm>
-                    <a:prstGeom prst="rect">
-                      <a:avLst/>
-                    </a:prstGeom>
-                    <a:noFill/>
-                    <a:ln>
-                      <a:noFill/>
-                    </a:ln>
-                  </pic:spPr>
-                </pic:pic>
-              </a:graphicData>
-            </a:graphic>
-          </wp:inline>
-        </w:drawing>
       </w:r>
     </w:p>
     <w:p>
@@ -42185,6 +41940,16 @@
 </w:ftr>
 </file>
 
+<file path=word/footer5.xml><?xml version="1.0" encoding="utf-8"?>
+<w:ftr xmlns:m="http://schemas.openxmlformats.org/officeDocument/2006/math" xmlns:mc="http://schemas.openxmlformats.org/markup-compatibility/2006" xmlns:mo="http://schemas.microsoft.com/office/mac/office/2008/main" xmlns:mv="urn:schemas-microsoft-com:mac:vml" xmlns:o="urn:schemas-microsoft-com:office:office" xmlns:r="http://schemas.openxmlformats.org/officeDocument/2006/relationships" xmlns:v="urn:schemas-microsoft-com:vml" xmlns:w10="urn:schemas-microsoft-com:office:word" xmlns:w14="http://schemas.microsoft.com/office/word/2010/wordml" xmlns:w="http://schemas.openxmlformats.org/wordprocessingml/2006/main" xmlns:wne="http://schemas.microsoft.com/office/word/2006/wordml" xmlns:wp14="http://schemas.microsoft.com/office/word/2010/wordprocessingDrawing" xmlns:wp="http://schemas.openxmlformats.org/drawingml/2006/wordprocessingDrawing" xmlns:wpc="http://schemas.microsoft.com/office/word/2010/wordprocessingCanvas" xmlns:wpg="http://schemas.microsoft.com/office/word/2010/wordprocessingGroup" xmlns:wpi="http://schemas.microsoft.com/office/word/2010/wordprocessingInk" xmlns:wps="http://schemas.microsoft.com/office/word/2010/wordprocessingShape" mc:Ignorable="w14 wp14">
+  <w:p>
+    <w:pPr>
+      <w:pStyle w:val="Footer"/>
+    </w:pPr>
+  </w:p>
+</w:ftr>
+</file>
+
 <file path=word/footnotes.xml><?xml version="1.0" encoding="utf-8"?>
 <w:footnotes xmlns:wpc="http://schemas.microsoft.com/office/word/2010/wordprocessingCanvas" xmlns:cx="http://schemas.microsoft.com/office/drawing/2014/chartex" xmlns:cx1="http://schemas.microsoft.com/office/drawing/2015/9/8/chartex" xmlns:cx2="http://schemas.microsoft.com/office/drawing/2015/10/21/chartex" xmlns:cx3="http://schemas.microsoft.com/office/drawing/2016/5/9/chartex" xmlns:cx4="http://schemas.microsoft.com/office/drawing/2016/5/10/chartex" xmlns:cx5="http://schemas.microsoft.com/office/drawing/2016/5/11/chartex" xmlns:cx6="http://schemas.microsoft.com/office/drawing/2016/5/12/chartex" xmlns:cx7="http://schemas.microsoft.com/office/drawing/2016/5/13/chartex" xmlns:cx8="http://schemas.microsoft.com/office/drawing/2016/5/14/chartex" xmlns:mc="http://schemas.openxmlformats.org/markup-compatibility/2006" xmlns:aink="http://schemas.microsoft.com/office/drawing/2016/ink" xmlns:am3d="http://schemas.microsoft.com/office/drawing/2017/model3d" xmlns:o="urn:schemas-microsoft-com:office:office" xmlns:r="http://schemas.openxmlformats.org/officeDocument/2006/relationships" xmlns:m="http://schemas.openxmlformats.org/officeDocument/2006/math" xmlns:v="urn:schemas-microsoft-com:vml" xmlns:wp14="http://schemas.microsoft.com/office/word/2010/wordprocessingDrawing" xmlns:wp="http://schemas.openxmlformats.org/drawingml/2006/wordprocessingDrawing" xmlns:w10="urn:schemas-microsoft-com:office:word" xmlns:w="http://schemas.openxmlformats.org/wordprocessingml/2006/main" xmlns:w14="http://schemas.microsoft.com/office/word/2010/wordml" xmlns:w15="http://schemas.microsoft.com/office/word/2012/wordml" xmlns:w16cex="http://schemas.microsoft.com/office/word/2018/wordml/cex" xmlns:w16cid="http://schemas.microsoft.com/office/word/2016/wordml/cid" xmlns:w16="http://schemas.microsoft.com/office/word/2018/wordml" xmlns:w16se="http://schemas.microsoft.com/office/word/2015/wordml/symex" xmlns:wpg="http://schemas.microsoft.com/office/word/2010/wordprocessingGroup" xmlns:wpi="http://schemas.microsoft.com/office/word/2010/wordprocessingInk" xmlns:wne="http://schemas.microsoft.com/office/word/2006/wordml" xmlns:wps="http://schemas.microsoft.com/office/word/2010/wordprocessingShape" mc:Ignorable="w14 w15 w16se w16cid w16 w16cex wp14">
   <w:footnote w:type="separator" w:id="-1">
@@ -42250,54 +42015,6 @@
             <w:rPr>
               <w:noProof/>
             </w:rPr>
-            <w:drawing>
-              <wp:inline distT="0" distB="0" distL="0" distR="0" wp14:anchorId="140806C3" wp14:editId="00236F33">
-                <wp:extent cx="2286000" cy="685800"/>
-                <wp:effectExtent l="0" t="0" r="0" b="0"/>
-                <wp:docPr id="1" name="Picture 8"/>
-                <wp:cNvGraphicFramePr>
-                  <a:graphicFrameLocks xmlns:a="http://schemas.openxmlformats.org/drawingml/2006/main" noChangeAspect="1"/>
-                </wp:cNvGraphicFramePr>
-                <a:graphic xmlns:a="http://schemas.openxmlformats.org/drawingml/2006/main">
-                  <a:graphicData uri="http://schemas.openxmlformats.org/drawingml/2006/picture">
-                    <pic:pic xmlns:pic="http://schemas.openxmlformats.org/drawingml/2006/picture">
-                      <pic:nvPicPr>
-                        <pic:cNvPr id="0" name="Picture 8"/>
-                        <pic:cNvPicPr>
-                          <a:picLocks noChangeAspect="1" noChangeArrowheads="1"/>
-                        </pic:cNvPicPr>
-                      </pic:nvPicPr>
-                      <pic:blipFill>
-                        <a:blip r:embed="rId1">
-                          <a:extLst>
-                            <a:ext uri="{28A0092B-C50C-407E-A947-70E740481C1C}">
-                              <a14:useLocalDpi xmlns:a14="http://schemas.microsoft.com/office/drawing/2010/main" val="0"/>
-                            </a:ext>
-                          </a:extLst>
-                        </a:blip>
-                        <a:srcRect/>
-                        <a:stretch>
-                          <a:fillRect/>
-                        </a:stretch>
-                      </pic:blipFill>
-                      <pic:spPr bwMode="auto">
-                        <a:xfrm>
-                          <a:off x="0" y="0"/>
-                          <a:ext cx="2286000" cy="685800"/>
-                        </a:xfrm>
-                        <a:prstGeom prst="rect">
-                          <a:avLst/>
-                        </a:prstGeom>
-                        <a:noFill/>
-                        <a:ln>
-                          <a:noFill/>
-                        </a:ln>
-                      </pic:spPr>
-                    </pic:pic>
-                  </a:graphicData>
-                </a:graphic>
-              </wp:inline>
-            </w:drawing>
           </w:r>
         </w:p>
         <w:p>
@@ -42665,54 +42382,6 @@
             <w:rPr>
               <w:noProof/>
             </w:rPr>
-            <w:drawing>
-              <wp:inline distT="0" distB="0" distL="0" distR="0" wp14:anchorId="12F8166C" wp14:editId="466CC079">
-                <wp:extent cx="2286000" cy="685800"/>
-                <wp:effectExtent l="0" t="0" r="0" b="0"/>
-                <wp:docPr id="2" name="Picture 9"/>
-                <wp:cNvGraphicFramePr>
-                  <a:graphicFrameLocks xmlns:a="http://schemas.openxmlformats.org/drawingml/2006/main" noChangeAspect="1"/>
-                </wp:cNvGraphicFramePr>
-                <a:graphic xmlns:a="http://schemas.openxmlformats.org/drawingml/2006/main">
-                  <a:graphicData uri="http://schemas.openxmlformats.org/drawingml/2006/picture">
-                    <pic:pic xmlns:pic="http://schemas.openxmlformats.org/drawingml/2006/picture">
-                      <pic:nvPicPr>
-                        <pic:cNvPr id="0" name="Picture 9"/>
-                        <pic:cNvPicPr>
-                          <a:picLocks noChangeAspect="1" noChangeArrowheads="1"/>
-                        </pic:cNvPicPr>
-                      </pic:nvPicPr>
-                      <pic:blipFill>
-                        <a:blip r:embed="rId1">
-                          <a:extLst>
-                            <a:ext uri="{28A0092B-C50C-407E-A947-70E740481C1C}">
-                              <a14:useLocalDpi xmlns:a14="http://schemas.microsoft.com/office/drawing/2010/main" val="0"/>
-                            </a:ext>
-                          </a:extLst>
-                        </a:blip>
-                        <a:srcRect/>
-                        <a:stretch>
-                          <a:fillRect/>
-                        </a:stretch>
-                      </pic:blipFill>
-                      <pic:spPr bwMode="auto">
-                        <a:xfrm>
-                          <a:off x="0" y="0"/>
-                          <a:ext cx="2286000" cy="685800"/>
-                        </a:xfrm>
-                        <a:prstGeom prst="rect">
-                          <a:avLst/>
-                        </a:prstGeom>
-                        <a:noFill/>
-                        <a:ln>
-                          <a:noFill/>
-                        </a:ln>
-                      </pic:spPr>
-                    </pic:pic>
-                  </a:graphicData>
-                </a:graphic>
-              </wp:inline>
-            </w:drawing>
           </w:r>
         </w:p>
         <w:p>
@@ -43080,54 +42749,6 @@
             <w:rPr>
               <w:noProof/>
             </w:rPr>
-            <w:drawing>
-              <wp:inline distT="0" distB="0" distL="0" distR="0" wp14:anchorId="5280EDD2" wp14:editId="27690F09">
-                <wp:extent cx="2286000" cy="685800"/>
-                <wp:effectExtent l="0" t="0" r="0" b="0"/>
-                <wp:docPr id="7" name="Picture 5"/>
-                <wp:cNvGraphicFramePr>
-                  <a:graphicFrameLocks xmlns:a="http://schemas.openxmlformats.org/drawingml/2006/main" noChangeAspect="1"/>
-                </wp:cNvGraphicFramePr>
-                <a:graphic xmlns:a="http://schemas.openxmlformats.org/drawingml/2006/main">
-                  <a:graphicData uri="http://schemas.openxmlformats.org/drawingml/2006/picture">
-                    <pic:pic xmlns:pic="http://schemas.openxmlformats.org/drawingml/2006/picture">
-                      <pic:nvPicPr>
-                        <pic:cNvPr id="0" name="Picture 5"/>
-                        <pic:cNvPicPr>
-                          <a:picLocks noChangeAspect="1" noChangeArrowheads="1"/>
-                        </pic:cNvPicPr>
-                      </pic:nvPicPr>
-                      <pic:blipFill>
-                        <a:blip r:embed="rId1">
-                          <a:extLst>
-                            <a:ext uri="{28A0092B-C50C-407E-A947-70E740481C1C}">
-                              <a14:useLocalDpi xmlns:a14="http://schemas.microsoft.com/office/drawing/2010/main" val="0"/>
-                            </a:ext>
-                          </a:extLst>
-                        </a:blip>
-                        <a:srcRect/>
-                        <a:stretch>
-                          <a:fillRect/>
-                        </a:stretch>
-                      </pic:blipFill>
-                      <pic:spPr bwMode="auto">
-                        <a:xfrm>
-                          <a:off x="0" y="0"/>
-                          <a:ext cx="2286000" cy="685800"/>
-                        </a:xfrm>
-                        <a:prstGeom prst="rect">
-                          <a:avLst/>
-                        </a:prstGeom>
-                        <a:noFill/>
-                        <a:ln>
-                          <a:noFill/>
-                        </a:ln>
-                      </pic:spPr>
-                    </pic:pic>
-                  </a:graphicData>
-                </a:graphic>
-              </wp:inline>
-            </w:drawing>
           </w:r>
         </w:p>
         <w:p>
@@ -43495,54 +43116,6 @@
             <w:rPr>
               <w:noProof/>
             </w:rPr>
-            <w:drawing>
-              <wp:inline distT="0" distB="0" distL="0" distR="0" wp14:anchorId="37308128" wp14:editId="207D6AD9">
-                <wp:extent cx="2286000" cy="685800"/>
-                <wp:effectExtent l="0" t="0" r="0" b="0"/>
-                <wp:docPr id="8" name="Picture 6"/>
-                <wp:cNvGraphicFramePr>
-                  <a:graphicFrameLocks xmlns:a="http://schemas.openxmlformats.org/drawingml/2006/main" noChangeAspect="1"/>
-                </wp:cNvGraphicFramePr>
-                <a:graphic xmlns:a="http://schemas.openxmlformats.org/drawingml/2006/main">
-                  <a:graphicData uri="http://schemas.openxmlformats.org/drawingml/2006/picture">
-                    <pic:pic xmlns:pic="http://schemas.openxmlformats.org/drawingml/2006/picture">
-                      <pic:nvPicPr>
-                        <pic:cNvPr id="0" name="Picture 6"/>
-                        <pic:cNvPicPr>
-                          <a:picLocks noChangeAspect="1" noChangeArrowheads="1"/>
-                        </pic:cNvPicPr>
-                      </pic:nvPicPr>
-                      <pic:blipFill>
-                        <a:blip r:embed="rId1">
-                          <a:extLst>
-                            <a:ext uri="{28A0092B-C50C-407E-A947-70E740481C1C}">
-                              <a14:useLocalDpi xmlns:a14="http://schemas.microsoft.com/office/drawing/2010/main" val="0"/>
-                            </a:ext>
-                          </a:extLst>
-                        </a:blip>
-                        <a:srcRect/>
-                        <a:stretch>
-                          <a:fillRect/>
-                        </a:stretch>
-                      </pic:blipFill>
-                      <pic:spPr bwMode="auto">
-                        <a:xfrm>
-                          <a:off x="0" y="0"/>
-                          <a:ext cx="2286000" cy="685800"/>
-                        </a:xfrm>
-                        <a:prstGeom prst="rect">
-                          <a:avLst/>
-                        </a:prstGeom>
-                        <a:noFill/>
-                        <a:ln>
-                          <a:noFill/>
-                        </a:ln>
-                      </pic:spPr>
-                    </pic:pic>
-                  </a:graphicData>
-                </a:graphic>
-              </wp:inline>
-            </w:drawing>
           </w:r>
         </w:p>
         <w:p>
@@ -43862,6 +43435,16 @@
       </w:tc>
     </w:tr>
   </w:tbl>
+  <w:p>
+    <w:pPr>
+      <w:pStyle w:val="Header"/>
+    </w:pPr>
+  </w:p>
+</w:hdr>
+</file>
+
+<file path=word/header5.xml><?xml version="1.0" encoding="utf-8"?>
+<w:hdr xmlns:m="http://schemas.openxmlformats.org/officeDocument/2006/math" xmlns:mc="http://schemas.openxmlformats.org/markup-compatibility/2006" xmlns:mo="http://schemas.microsoft.com/office/mac/office/2008/main" xmlns:mv="urn:schemas-microsoft-com:mac:vml" xmlns:o="urn:schemas-microsoft-com:office:office" xmlns:r="http://schemas.openxmlformats.org/officeDocument/2006/relationships" xmlns:v="urn:schemas-microsoft-com:vml" xmlns:w10="urn:schemas-microsoft-com:office:word" xmlns:w14="http://schemas.microsoft.com/office/word/2010/wordml" xmlns:w="http://schemas.openxmlformats.org/wordprocessingml/2006/main" xmlns:wne="http://schemas.microsoft.com/office/word/2006/wordml" xmlns:wp14="http://schemas.microsoft.com/office/word/2010/wordprocessingDrawing" xmlns:wp="http://schemas.openxmlformats.org/drawingml/2006/wordprocessingDrawing" xmlns:wpc="http://schemas.microsoft.com/office/word/2010/wordprocessingCanvas" xmlns:wpg="http://schemas.microsoft.com/office/word/2010/wordprocessingGroup" xmlns:wpi="http://schemas.microsoft.com/office/word/2010/wordprocessingInk" xmlns:wps="http://schemas.microsoft.com/office/word/2010/wordprocessingShape" mc:Ignorable="w14 wp14">
   <w:p>
     <w:pPr>
       <w:pStyle w:val="Header"/>
